--- a/docs/Report/AI_Evidence/Week4.docx
+++ b/docs/Report/AI_Evidence/Week4.docx
@@ -14,7 +14,7 @@
           <w:color w:val="000000"/>
           <w:sz w:val="24"/>
         </w:rPr>
-        <w:t>Nhiệm vụ 1: Triển khai RolesGuard hỗ trợ đa doanh nghiệp sử dụng Reflector</w:t>
+        <w:t>Task 1: Implement multi-tenant RolesGuard using Reflector</w:t>
       </w:r>
     </w:p>
     <w:tbl>
@@ -39,7 +39,7 @@
                 <w:b/>
                 <w:sz w:val="24"/>
               </w:rPr>
-              <w:t>Tên công cụ AI</w:t>
+              <w:t>AI Tool Used</w:t>
             </w:r>
           </w:p>
         </w:tc>
@@ -70,7 +70,7 @@
                 <w:b/>
                 <w:sz w:val="24"/>
               </w:rPr>
-              <w:t>Giai đoạn SDLC</w:t>
+              <w:t>SDLC Phase</w:t>
             </w:r>
           </w:p>
         </w:tc>
@@ -84,7 +84,7 @@
                 <w:rFonts w:ascii="Times New Roman" w:hAnsi="Times New Roman"/>
                 <w:sz w:val="24"/>
               </w:rPr>
-              <w:t>Triển khai</w:t>
+              <w:t>Implementation</w:t>
             </w:r>
           </w:p>
         </w:tc>
@@ -101,7 +101,7 @@
                 <w:b/>
                 <w:sz w:val="24"/>
               </w:rPr>
-              <w:t>Thước đo định lượng</w:t>
+              <w:t>Quantitative Measure</w:t>
             </w:r>
           </w:p>
         </w:tc>
@@ -115,7 +115,7 @@
                 <w:rFonts w:ascii="Times New Roman" w:hAnsi="Times New Roman"/>
                 <w:sz w:val="24"/>
               </w:rPr>
-              <w:t>Cấu hình phân quyền cho 3 vai trò</w:t>
+              <w:t>Configure authorization for 3 roles</w:t>
             </w:r>
           </w:p>
         </w:tc>
@@ -132,7 +132,7 @@
                 <w:b/>
                 <w:sz w:val="24"/>
               </w:rPr>
-              <w:t>Giá trị đóng góp (1-5)</w:t>
+              <w:t>Value Added (1-5)</w:t>
             </w:r>
           </w:p>
         </w:tc>
@@ -163,7 +163,7 @@
                 <w:b/>
                 <w:sz w:val="24"/>
               </w:rPr>
-              <w:t>Rủi ro &amp; Hạn chế</w:t>
+              <w:t>Risks &amp; Limitations</w:t>
             </w:r>
           </w:p>
         </w:tc>
@@ -177,7 +177,7 @@
                 <w:rFonts w:ascii="Times New Roman" w:hAnsi="Times New Roman"/>
                 <w:sz w:val="24"/>
               </w:rPr>
-              <w:t>Thay đổi vai trò người dùng trong DB không cập nhật ngay vào session token đang hoạt động.</w:t>
+              <w:t>Role changes in DB are not instantly reflected in active session tokens.</w:t>
             </w:r>
           </w:p>
         </w:tc>
@@ -198,7 +198,7 @@
           <w:b/>
           <w:sz w:val="24"/>
         </w:rPr>
-        <w:t>1. Câu hỏi gửi AI (Prompt)</w:t>
+        <w:t>1. Prompt Sent to AI (Prompt)</w:t>
       </w:r>
     </w:p>
     <w:p>
@@ -212,7 +212,7 @@
           <w:i/>
           <w:sz w:val="24"/>
         </w:rPr>
-        <w:t>Viết một RolesGuard trong NestJS để kiểm tra vai trò người dùng dựa trên metadata. Guard phải hỗ trợ đa doanh nghiệp bằng cách đối chiếu organizationId của người dùng với request params.</w:t>
+        <w:t>Write a RolesGuard in NestJS checking roles via metadata. Support multi-tenancy by matching user organizationId with request params.</w:t>
       </w:r>
     </w:p>
     <w:p>
@@ -225,7 +225,7 @@
           <w:b/>
           <w:sz w:val="24"/>
         </w:rPr>
-        <w:t>2. Câu trả lời chi tiết của AI</w:t>
+        <w:t>2. Detailed AI Response</w:t>
       </w:r>
     </w:p>
     <w:p>
@@ -237,7 +237,7 @@
           <w:rFonts w:ascii="Times New Roman" w:hAnsi="Times New Roman"/>
           <w:sz w:val="24"/>
         </w:rPr>
-        <w:t>Guard nên trích xuất vai trò từ Reflector. Nếu vai trò khớp, trích xuất `user.organizationId` và đối chiếu với parameter `req.params.orgId`. Trả về lỗi ForbiddenException nếu không khớp.</w:t>
+        <w:t>Extract roles from Reflector and compare `user.organizationId` with `req.params.orgId`. Throw ForbiddenException on mismatch.</w:t>
       </w:r>
     </w:p>
     <w:p>
@@ -250,7 +250,7 @@
           <w:b/>
           <w:sz w:val="24"/>
         </w:rPr>
-        <w:t>3. Đánh giá, chọn lọc &amp; Tùy biến mã nguồn của Sinh viên</w:t>
+        <w:t>3. Student's Validation, Selection &amp; Source Code Customization</w:t>
       </w:r>
     </w:p>
     <w:p>
@@ -262,7 +262,7 @@
           <w:rFonts w:ascii="Times New Roman" w:hAnsi="Times New Roman"/>
           <w:sz w:val="24"/>
         </w:rPr>
-        <w:t>Chúng tôi xem xét mã của RolesGuard. Chúng tôi đã tùy biến lớp guard này để thực hiện kiểm tra kép: (1) người dùng có quyền thích hợp (ví dụ: `DEPT_HEAD`) và (2) người dùng thuộc đúng tổ chức đang được yêu cầu (`user.organizationId === req.params.orgId`). Điều này ngăn chặn việc leo thang đặc quyền theo chiều ngang giữa các doanh nghiệp khác nhau.</w:t>
+        <w:t>We reviewed the RolesGuard code. We customized it to perform a dual check: (1) user has the correct role (e.g. `DEPT_HEAD`) and (2) user belongs to the requested organization (`user.organizationId === req.params.orgId`). This prevents horizontal privilege escalation.</w:t>
       </w:r>
     </w:p>
     <w:p>
@@ -277,7 +277,7 @@
           <w:color w:val="000000"/>
           <w:sz w:val="24"/>
         </w:rPr>
-        <w:t>Nhiệm vụ 2: Truyền thông tin ngữ cảnh người dùng (userId, orgId) qua TCP microservice transporter</w:t>
+        <w:t>Task 2: Pass user context (userId, orgId) via TCP microservice transporter</w:t>
       </w:r>
     </w:p>
     <w:tbl>
@@ -302,7 +302,7 @@
                 <w:b/>
                 <w:sz w:val="24"/>
               </w:rPr>
-              <w:t>Tên công cụ AI</w:t>
+              <w:t>AI Tool Used</w:t>
             </w:r>
           </w:p>
         </w:tc>
@@ -333,7 +333,7 @@
                 <w:b/>
                 <w:sz w:val="24"/>
               </w:rPr>
-              <w:t>Giai đoạn SDLC</w:t>
+              <w:t>SDLC Phase</w:t>
             </w:r>
           </w:p>
         </w:tc>
@@ -347,7 +347,7 @@
                 <w:rFonts w:ascii="Times New Roman" w:hAnsi="Times New Roman"/>
                 <w:sz w:val="24"/>
               </w:rPr>
-              <w:t>Triển khai</w:t>
+              <w:t>Implementation</w:t>
             </w:r>
           </w:p>
         </w:tc>
@@ -364,7 +364,7 @@
                 <w:b/>
                 <w:sz w:val="24"/>
               </w:rPr>
-              <w:t>Thước đo định lượng</w:t>
+              <w:t>Quantitative Measure</w:t>
             </w:r>
           </w:p>
         </w:tc>
@@ -378,7 +378,7 @@
                 <w:rFonts w:ascii="Times New Roman" w:hAnsi="Times New Roman"/>
                 <w:sz w:val="24"/>
               </w:rPr>
-              <w:t>Truyền ngữ cảnh qua lại giữa 2 microservices</w:t>
+              <w:t>Pass context between 2 microservices</w:t>
             </w:r>
           </w:p>
         </w:tc>
@@ -395,7 +395,7 @@
                 <w:b/>
                 <w:sz w:val="24"/>
               </w:rPr>
-              <w:t>Giá trị đóng góp (1-5)</w:t>
+              <w:t>Value Added (1-5)</w:t>
             </w:r>
           </w:p>
         </w:tc>
@@ -426,7 +426,7 @@
                 <w:b/>
                 <w:sz w:val="24"/>
               </w:rPr>
-              <w:t>Rủi ro &amp; Hạn chế</w:t>
+              <w:t>Risks &amp; Limitations</w:t>
             </w:r>
           </w:p>
         </w:tc>
@@ -440,7 +440,7 @@
                 <w:rFonts w:ascii="Times New Roman" w:hAnsi="Times New Roman"/>
                 <w:sz w:val="24"/>
               </w:rPr>
-              <w:t>Payload TCP ở dạng read-only, cần clone trước khi chèn ngữ cảnh.</w:t>
+              <w:t>TCP payload is read-only; requires cloning before inserting context.</w:t>
             </w:r>
           </w:p>
         </w:tc>
@@ -461,7 +461,7 @@
           <w:b/>
           <w:sz w:val="24"/>
         </w:rPr>
-        <w:t>1. Câu hỏi gửi AI (Prompt)</w:t>
+        <w:t>1. Prompt Sent to AI (Prompt)</w:t>
       </w:r>
     </w:p>
     <w:p>
@@ -475,7 +475,7 @@
           <w:i/>
           <w:sz w:val="24"/>
         </w:rPr>
-        <w:t>Làm thế nào để truyền userId và organizationId của người dùng đã xác thực từ Gateway xuống các microservices qua NestJS TCP transporter?</w:t>
+        <w:t>How do we pass authenticated userId and organizationId from Gateway to microservices via NestJS TCP transporter?</w:t>
       </w:r>
     </w:p>
     <w:p>
@@ -488,7 +488,7 @@
           <w:b/>
           <w:sz w:val="24"/>
         </w:rPr>
-        <w:t>2. Câu trả lời chi tiết của AI</w:t>
+        <w:t>2. Detailed AI Response</w:t>
       </w:r>
     </w:p>
     <w:p>
@@ -500,7 +500,7 @@
           <w:rFonts w:ascii="Times New Roman" w:hAnsi="Times New Roman"/>
           <w:sz w:val="24"/>
         </w:rPr>
-        <w:t>Đóng gói các payload gửi qua TCP vào một wrapper object chứa thông tin ngữ cảnh:</w:t>
+        <w:t>Wrap payload in an envelope object:</w:t>
       </w:r>
     </w:p>
     <w:p>
@@ -526,7 +526,7 @@
           <w:b/>
           <w:sz w:val="24"/>
         </w:rPr>
-        <w:t>3. Đánh giá, chọn lọc &amp; Tùy biến mã nguồn của Sinh viên</w:t>
+        <w:t>3. Student's Validation, Selection &amp; Source Code Customization</w:t>
       </w:r>
     </w:p>
     <w:p>
@@ -538,7 +538,7 @@
           <w:rFonts w:ascii="Times New Roman" w:hAnsi="Times New Roman"/>
           <w:sz w:val="24"/>
         </w:rPr>
-        <w:t>Chúng tôi xem xét cơ chế giao tiếp microservice. Vì NestJS TCP transporter không có header HTTP truyền thống để lưu session, chúng tôi đã đóng gói dữ liệu request trong một cấu trúc chuẩn chứa trường `context` (gồm userId và organizationId). Ở phía microservice nhận, chúng tôi xây dựng một Interceptor để tự động trích xuất thông tin ngữ cảnh này và đặt vào luồng thực thi.</w:t>
+        <w:t>We reviewed the microservice communication. Since NestJS TCP transporter lacks HTTP headers, we wrapped all RPC payloads in a standard envelope containing a `context` block. On the receiving microservice, we built an Interceptor to extract this context and bind it to the execution context.</w:t>
       </w:r>
     </w:p>
     <w:p>
@@ -553,7 +553,7 @@
           <w:color w:val="000000"/>
           <w:sz w:val="24"/>
         </w:rPr>
-        <w:t>Nhiệm vụ 3: Viết integration test đảm bảo cô lập dữ liệu giữa các doanh nghiệp</w:t>
+        <w:t>Task 3: Write integration tests verifying multi-tenant data isolation</w:t>
       </w:r>
     </w:p>
     <w:tbl>
@@ -578,7 +578,7 @@
                 <w:b/>
                 <w:sz w:val="24"/>
               </w:rPr>
-              <w:t>Tên công cụ AI</w:t>
+              <w:t>AI Tool Used</w:t>
             </w:r>
           </w:p>
         </w:tc>
@@ -609,7 +609,7 @@
                 <w:b/>
                 <w:sz w:val="24"/>
               </w:rPr>
-              <w:t>Giai đoạn SDLC</w:t>
+              <w:t>SDLC Phase</w:t>
             </w:r>
           </w:p>
         </w:tc>
@@ -623,7 +623,7 @@
                 <w:rFonts w:ascii="Times New Roman" w:hAnsi="Times New Roman"/>
                 <w:sz w:val="24"/>
               </w:rPr>
-              <w:t>Kiểm thử</w:t>
+              <w:t>Testing</w:t>
             </w:r>
           </w:p>
         </w:tc>
@@ -640,7 +640,7 @@
                 <w:b/>
                 <w:sz w:val="24"/>
               </w:rPr>
-              <w:t>Thước đo định lượng</w:t>
+              <w:t>Quantitative Measure</w:t>
             </w:r>
           </w:p>
         </w:tc>
@@ -654,7 +654,7 @@
                 <w:rFonts w:ascii="Times New Roman" w:hAnsi="Times New Roman"/>
                 <w:sz w:val="24"/>
               </w:rPr>
-              <w:t>Thực thi 6 kịch bản kiểm thử tích hợp</w:t>
+              <w:t>Execute 6 integration test scenarios</w:t>
             </w:r>
           </w:p>
         </w:tc>
@@ -671,7 +671,7 @@
                 <w:b/>
                 <w:sz w:val="24"/>
               </w:rPr>
-              <w:t>Giá trị đóng góp (1-5)</w:t>
+              <w:t>Value Added (1-5)</w:t>
             </w:r>
           </w:p>
         </w:tc>
@@ -702,7 +702,7 @@
                 <w:b/>
                 <w:sz w:val="24"/>
               </w:rPr>
-              <w:t>Rủi ro &amp; Hạn chế</w:t>
+              <w:t>Risks &amp; Limitations</w:t>
             </w:r>
           </w:p>
         </w:tc>
@@ -716,7 +716,7 @@
                 <w:rFonts w:ascii="Times New Roman" w:hAnsi="Times New Roman"/>
                 <w:sz w:val="24"/>
               </w:rPr>
-              <w:t>Nếu mock dữ liệu không khớp UUID thì database có thể báo lỗi định dạng trước khi chạy logic cô lập.</w:t>
+              <w:t>Malformed UUIDs in mock data might throw format errors before data isolation logic runs.</w:t>
             </w:r>
           </w:p>
         </w:tc>
@@ -737,7 +737,7 @@
           <w:b/>
           <w:sz w:val="24"/>
         </w:rPr>
-        <w:t>1. Câu hỏi gửi AI (Prompt)</w:t>
+        <w:t>1. Prompt Sent to AI (Prompt)</w:t>
       </w:r>
     </w:p>
     <w:p>
@@ -751,7 +751,7 @@
           <w:i/>
           <w:sz w:val="24"/>
         </w:rPr>
-        <w:t>Tạo các bộ integration test bằng Jest để kiểm tra rằng người dùng thuộc Doanh nghiệp A không thể xem hoặc chỉnh sửa tài nguyên của Doanh nghiệp B.</w:t>
+        <w:t>Create integration tests in Jest to verify that users from Org A cannot read or write resources of Org B.</w:t>
       </w:r>
     </w:p>
     <w:p>
@@ -764,7 +764,7 @@
           <w:b/>
           <w:sz w:val="24"/>
         </w:rPr>
-        <w:t>2. Câu trả lời chi tiết của AI</w:t>
+        <w:t>2. Detailed AI Response</w:t>
       </w:r>
     </w:p>
     <w:p>
@@ -776,7 +776,7 @@
           <w:rFonts w:ascii="Times New Roman" w:hAnsi="Times New Roman"/>
           <w:sz w:val="24"/>
         </w:rPr>
-        <w:t>Gửi request đến endpoint bảo mật bằng token của người dùng A nhưng truyền tham số ID tổ chức của doanh nghiệp B. Kiểm tra xem Gateway có trả về lỗi 403 Forbidden hay không.</w:t>
+        <w:t>Call endpoint with Org A token but Org B resource ID. Assert 403 Forbidden is returned.</w:t>
       </w:r>
     </w:p>
     <w:p>
@@ -789,7 +789,7 @@
           <w:b/>
           <w:sz w:val="24"/>
         </w:rPr>
-        <w:t>3. Đánh giá, chọn lọc &amp; Tùy biến mã nguồn của Sinh viên</w:t>
+        <w:t>3. Student's Validation, Selection &amp; Source Code Customization</w:t>
       </w:r>
     </w:p>
     <w:p>
@@ -801,7 +801,7 @@
           <w:rFonts w:ascii="Times New Roman" w:hAnsi="Times New Roman"/>
           <w:sz w:val="24"/>
         </w:rPr>
-        <w:t>Chúng tôi đã cấu hình các kịch bản kiểm thử tích hợp. Chúng tôi xác thực tính cô lập bằng cách cho Người dùng thuộc Doanh nghiệp A gửi request kèm JWT hợp lệ, nhưng thay đổi tham số ID tài nguyên thành ID thuộc Doanh nghiệp B. Chúng tôi kiểm tra xem API có chặn và trả về đúng lỗi 403 Forbidden hay không.</w:t>
+        <w:t>We configured integration tests. We verified isolation by sending requests using a User A token but replacing resource IDs with User B's resources, confirming that Gateway blocks them with 403 Forbidden.</w:t>
       </w:r>
     </w:p>
     <w:sectPr>
